--- a/docs/产销预测agent需求v1.0.docx
+++ b/docs/产销预测agent需求v1.0.docx
@@ -4,114 +4,819 @@
   <w:body>
     <w:p>
       <w:pPr>
-        <w:numPr>
-          <w:ilvl w:val="0"/>
-          <w:numId w:val="1"/>
-        </w:numPr>
-        <w:rPr>
-          <w:rFonts w:hint="eastAsia"/>
-        </w:rPr>
-      </w:pPr>
-      <w:r>
-        <w:rPr>
-          <w:rFonts w:hint="eastAsia"/>
-        </w:rPr>
-        <w:t>需求背景产销人员处理表格非常耗时，现在需要通过产销agent提升效率。可以通过跟进agent交流获得需要的产销预测数据。</w:t>
-      </w:r>
-    </w:p>
-    <w:p>
-      <w:pPr>
-        <w:numPr>
-          <w:numId w:val="0"/>
-        </w:numPr>
-        <w:rPr>
-          <w:rFonts w:hint="eastAsia"/>
-        </w:rPr>
-      </w:pPr>
-    </w:p>
-    <w:p>
-      <w:pPr>
-        <w:numPr>
-          <w:ilvl w:val="0"/>
-          <w:numId w:val="1"/>
-        </w:numPr>
-        <w:ind w:left="0" w:leftChars="0" w:firstLine="0" w:firstLineChars="0"/>
-        <w:rPr>
-          <w:rFonts w:hint="eastAsia"/>
-        </w:rPr>
-      </w:pPr>
-      <w:r>
-        <w:rPr>
-          <w:rFonts w:hint="eastAsia"/>
-        </w:rPr>
-        <w:t>详细需求列表1.密码登录。用户通过账号和密码登录（指定密码）2.表格上传。用户把《产销预测及供应表》上传到agent。3.表格汇总。agent对sheet《预测及排期明细表》进行汇总，生成《预测及排期汇总表》。4.数据保存。预测及排期汇总表内容保存到数据库。5.对话框对话。用户可以通过对话框向agent提问，agent分享问题并且给出答复，如果找不到问题答案，提示：超出范围。6.退出登录。用户退出登录，跳转到登录页。</w:t>
-      </w:r>
-    </w:p>
-    <w:p>
-      <w:pPr>
-        <w:numPr>
-          <w:numId w:val="0"/>
-        </w:numPr>
-        <w:ind w:leftChars="0"/>
-      </w:pPr>
-    </w:p>
-    <w:p>
-      <w:pPr>
-        <w:numPr>
-          <w:numId w:val="0"/>
-        </w:numPr>
-        <w:ind w:leftChars="0"/>
-      </w:pPr>
-    </w:p>
-    <w:p>
-      <w:pPr>
-        <w:numPr>
-          <w:ilvl w:val="0"/>
-          <w:numId w:val="1"/>
-        </w:numPr>
-        <w:ind w:left="0" w:leftChars="0" w:firstLine="0" w:firstLineChars="0"/>
-        <w:rPr>
-          <w:rFonts w:hint="eastAsia"/>
-        </w:rPr>
-      </w:pPr>
-      <w:r>
-        <w:rPr>
-          <w:rFonts w:hint="eastAsia"/>
-        </w:rPr>
-        <w:t>表格各项字段和计算公式总供应：目前可以供应的货数量SAR：估计可以销售的数量可满足：能满足的数量未满足：不满足的数量5月总供应=4月30日库存+5月排产5月合计SAR=省大区SAR+网络经销商SAR+电商直营SAR+KA部SAR+拓展部SAR5月SAR差异=5月总供应-5月合计SAR可满足合计：如果5月SAR差异&gt;0，则取可满足合计=5月SAR差异；如果5月SAR差异&lt;=0,则可满足合计=5月SAR合计+5月SAR差异可满足合计=省大区（可满足）+网络经销商（可满足）+电商直营（可满足）+KA部（可满足）+拓展部（可满足）未满足合计=省大区（未满足）+网络经销商（未满足）+电商直营（未满足）+KA部（未满足）+拓展部（未满足）</w:t>
-      </w:r>
-    </w:p>
-    <w:p>
-      <w:pPr>
-        <w:widowControl w:val="0"/>
-        <w:numPr>
-          <w:numId w:val="0"/>
-        </w:numPr>
-        <w:jc w:val="both"/>
-        <w:rPr>
-          <w:rFonts w:hint="eastAsia"/>
-        </w:rPr>
-      </w:pPr>
-    </w:p>
-    <w:p>
-      <w:pPr>
-        <w:widowControl w:val="0"/>
-        <w:numPr>
-          <w:numId w:val="0"/>
-        </w:numPr>
-        <w:jc w:val="both"/>
-        <w:rPr>
-          <w:rFonts w:hint="eastAsia"/>
-        </w:rPr>
-      </w:pPr>
-      <w:r>
-        <w:rPr>
-          <w:rFonts w:hint="eastAsia"/>
-        </w:rPr>
-        <w:t>举例：有50112个货（总供应），我估计能卖50112个货（总SAR），则可满足50112个，未满足0个。有6039个货，我估计能卖36936个，可满足6039个货，不满足30033（缺货，需要生产）有36000个货，我估计能卖35000个，可满足35000个，不满足1000个（压货，需要去库存）</w:t>
+        <w:jc w:val="center"/>
+        <w:rPr>
+          <w:rFonts w:hint="eastAsia" w:ascii="宋体" w:hAnsi="宋体" w:eastAsia="宋体" w:cs="宋体"/>
+          <w:b/>
+          <w:bCs/>
+          <w:sz w:val="32"/>
+          <w:szCs w:val="32"/>
+        </w:rPr>
+      </w:pPr>
+      <w:r>
+        <w:rPr>
+          <w:rFonts w:hint="eastAsia" w:ascii="宋体" w:hAnsi="宋体" w:eastAsia="宋体" w:cs="宋体"/>
+          <w:b/>
+          <w:bCs/>
+          <w:sz w:val="32"/>
+          <w:szCs w:val="32"/>
+        </w:rPr>
+        <w:t>产销预测agent需求v1.0</w:t>
+      </w:r>
+    </w:p>
+    <w:p>
+      <w:pPr>
+        <w:rPr>
+          <w:rFonts w:hint="eastAsia" w:ascii="宋体" w:hAnsi="宋体" w:eastAsia="宋体" w:cs="宋体"/>
+          <w:sz w:val="24"/>
+          <w:szCs w:val="24"/>
+        </w:rPr>
+      </w:pPr>
+    </w:p>
+    <w:p>
+      <w:pPr>
+        <w:rPr>
+          <w:rFonts w:hint="eastAsia" w:ascii="宋体" w:hAnsi="宋体" w:eastAsia="宋体" w:cs="宋体"/>
+          <w:b/>
+          <w:bCs/>
+          <w:sz w:val="24"/>
+          <w:szCs w:val="24"/>
+          <w:lang w:val="en-US" w:eastAsia="zh-CN"/>
+        </w:rPr>
+      </w:pPr>
+      <w:r>
+        <w:rPr>
+          <w:rFonts w:hint="eastAsia" w:ascii="宋体" w:hAnsi="宋体" w:eastAsia="宋体" w:cs="宋体"/>
+          <w:b/>
+          <w:bCs/>
+          <w:sz w:val="24"/>
+          <w:szCs w:val="24"/>
+          <w:lang w:val="en-US" w:eastAsia="zh-CN"/>
+        </w:rPr>
+        <w:t>一、需求背景</w:t>
+      </w:r>
+    </w:p>
+    <w:p>
+      <w:pPr>
+        <w:rPr>
+          <w:rFonts w:hint="eastAsia" w:ascii="宋体" w:hAnsi="宋体" w:eastAsia="宋体" w:cs="宋体"/>
+          <w:sz w:val="24"/>
+          <w:szCs w:val="24"/>
+          <w:lang w:val="en-US" w:eastAsia="zh-CN"/>
+        </w:rPr>
+      </w:pPr>
+    </w:p>
+    <w:p>
+      <w:pPr>
+        <w:rPr>
+          <w:rFonts w:hint="default" w:ascii="宋体" w:hAnsi="宋体" w:eastAsia="宋体" w:cs="宋体"/>
+          <w:sz w:val="24"/>
+          <w:szCs w:val="24"/>
+          <w:lang w:val="en-US" w:eastAsia="zh-CN"/>
+        </w:rPr>
+      </w:pPr>
+      <w:r>
+        <w:rPr>
+          <w:rFonts w:hint="eastAsia" w:ascii="宋体" w:hAnsi="宋体" w:eastAsia="宋体" w:cs="宋体"/>
+          <w:sz w:val="24"/>
+          <w:szCs w:val="24"/>
+          <w:lang w:val="en-US" w:eastAsia="zh-CN"/>
+        </w:rPr>
+        <w:t>产销人员处理表格非常耗时，现在需要通过产销agent提升效率。可以通过跟进agent交流获得需要的产销预测数据。</w:t>
+      </w:r>
+    </w:p>
+    <w:p>
+      <w:pPr>
+        <w:rPr>
+          <w:rFonts w:hint="eastAsia" w:ascii="宋体" w:hAnsi="宋体" w:eastAsia="宋体" w:cs="宋体"/>
+          <w:sz w:val="24"/>
+          <w:szCs w:val="24"/>
+          <w:lang w:val="en-US" w:eastAsia="zh-CN"/>
+        </w:rPr>
+      </w:pPr>
+    </w:p>
+    <w:p>
+      <w:pPr>
+        <w:rPr>
+          <w:rFonts w:hint="default" w:ascii="宋体" w:hAnsi="宋体" w:eastAsia="宋体" w:cs="宋体"/>
+          <w:b/>
+          <w:bCs/>
+          <w:sz w:val="24"/>
+          <w:szCs w:val="24"/>
+          <w:lang w:val="en-US" w:eastAsia="zh-CN"/>
+        </w:rPr>
+      </w:pPr>
+      <w:r>
+        <w:rPr>
+          <w:rFonts w:hint="eastAsia" w:ascii="宋体" w:hAnsi="宋体" w:eastAsia="宋体" w:cs="宋体"/>
+          <w:b/>
+          <w:bCs/>
+          <w:sz w:val="24"/>
+          <w:szCs w:val="24"/>
+          <w:lang w:val="en-US" w:eastAsia="zh-CN"/>
+        </w:rPr>
+        <w:t>二、详细需求列表</w:t>
+      </w:r>
+    </w:p>
+    <w:p>
+      <w:pPr>
+        <w:rPr>
+          <w:rFonts w:hint="eastAsia" w:ascii="宋体" w:hAnsi="宋体" w:eastAsia="宋体" w:cs="宋体"/>
+          <w:sz w:val="24"/>
+          <w:szCs w:val="24"/>
+          <w:lang w:val="en-US" w:eastAsia="zh-CN"/>
+        </w:rPr>
+      </w:pPr>
+    </w:p>
+    <w:p>
+      <w:pPr>
+        <w:rPr>
+          <w:rFonts w:hint="eastAsia" w:ascii="宋体" w:hAnsi="宋体" w:eastAsia="宋体" w:cs="宋体"/>
+          <w:sz w:val="24"/>
+          <w:szCs w:val="24"/>
+          <w:lang w:val="en-US" w:eastAsia="zh-CN"/>
+        </w:rPr>
+      </w:pPr>
+      <w:r>
+        <w:rPr>
+          <w:rFonts w:hint="eastAsia" w:ascii="宋体" w:hAnsi="宋体" w:eastAsia="宋体" w:cs="宋体"/>
+          <w:sz w:val="24"/>
+          <w:szCs w:val="24"/>
+          <w:lang w:val="en-US" w:eastAsia="zh-CN"/>
+        </w:rPr>
+        <w:t>1.</w:t>
+      </w:r>
+      <w:r>
+        <w:rPr>
+          <w:rFonts w:hint="eastAsia" w:ascii="宋体" w:hAnsi="宋体" w:eastAsia="宋体" w:cs="宋体"/>
+          <w:b/>
+          <w:bCs/>
+          <w:sz w:val="24"/>
+          <w:szCs w:val="24"/>
+          <w:lang w:val="en-US" w:eastAsia="zh-CN"/>
+        </w:rPr>
+        <w:t>密码登录</w:t>
+      </w:r>
+      <w:r>
+        <w:rPr>
+          <w:rFonts w:hint="eastAsia" w:ascii="宋体" w:hAnsi="宋体" w:eastAsia="宋体" w:cs="宋体"/>
+          <w:sz w:val="24"/>
+          <w:szCs w:val="24"/>
+          <w:lang w:val="en-US" w:eastAsia="zh-CN"/>
+        </w:rPr>
+        <w:t>。用户通过账号和密码登录（指定密码）</w:t>
+      </w:r>
+    </w:p>
+    <w:p>
+      <w:pPr>
+        <w:rPr>
+          <w:rFonts w:hint="default" w:ascii="宋体" w:hAnsi="宋体" w:eastAsia="宋体" w:cs="宋体"/>
+          <w:sz w:val="24"/>
+          <w:szCs w:val="24"/>
+          <w:lang w:val="en-US" w:eastAsia="zh-CN"/>
+        </w:rPr>
+      </w:pPr>
+    </w:p>
+    <w:p>
+      <w:pPr>
+        <w:rPr>
+          <w:rFonts w:hint="eastAsia" w:ascii="宋体" w:hAnsi="宋体" w:eastAsia="宋体" w:cs="宋体"/>
+          <w:sz w:val="24"/>
+          <w:szCs w:val="24"/>
+          <w:lang w:val="en-US" w:eastAsia="zh-CN"/>
+        </w:rPr>
+      </w:pPr>
+      <w:r>
+        <w:rPr>
+          <w:rFonts w:hint="eastAsia" w:ascii="宋体" w:hAnsi="宋体" w:eastAsia="宋体" w:cs="宋体"/>
+          <w:sz w:val="24"/>
+          <w:szCs w:val="24"/>
+          <w:lang w:val="en-US" w:eastAsia="zh-CN"/>
+        </w:rPr>
+        <w:t>2.</w:t>
+      </w:r>
+      <w:r>
+        <w:rPr>
+          <w:rFonts w:hint="eastAsia" w:ascii="宋体" w:hAnsi="宋体" w:eastAsia="宋体" w:cs="宋体"/>
+          <w:b/>
+          <w:bCs/>
+          <w:sz w:val="24"/>
+          <w:szCs w:val="24"/>
+          <w:lang w:val="en-US" w:eastAsia="zh-CN"/>
+        </w:rPr>
+        <w:t>表格上传</w:t>
+      </w:r>
+      <w:r>
+        <w:rPr>
+          <w:rFonts w:hint="eastAsia" w:ascii="宋体" w:hAnsi="宋体" w:eastAsia="宋体" w:cs="宋体"/>
+          <w:sz w:val="24"/>
+          <w:szCs w:val="24"/>
+          <w:lang w:val="en-US" w:eastAsia="zh-CN"/>
+        </w:rPr>
+        <w:t>。用户把《产销预测及供应表》上传到agent。</w:t>
+      </w:r>
+    </w:p>
+    <w:p>
+      <w:pPr>
+        <w:rPr>
+          <w:rFonts w:hint="eastAsia" w:ascii="宋体" w:hAnsi="宋体" w:eastAsia="宋体" w:cs="宋体"/>
+          <w:sz w:val="24"/>
+          <w:szCs w:val="24"/>
+          <w:lang w:val="en-US" w:eastAsia="zh-CN"/>
+        </w:rPr>
+      </w:pPr>
+    </w:p>
+    <w:p>
+      <w:pPr>
+        <w:rPr>
+          <w:rFonts w:hint="eastAsia" w:ascii="宋体" w:hAnsi="宋体" w:eastAsia="宋体" w:cs="宋体"/>
+          <w:sz w:val="24"/>
+          <w:szCs w:val="24"/>
+          <w:lang w:val="en-US" w:eastAsia="zh-CN"/>
+        </w:rPr>
+      </w:pPr>
+      <w:r>
+        <w:rPr>
+          <w:rFonts w:hint="eastAsia" w:ascii="宋体" w:hAnsi="宋体" w:eastAsia="宋体" w:cs="宋体"/>
+          <w:sz w:val="24"/>
+          <w:szCs w:val="24"/>
+          <w:lang w:val="en-US" w:eastAsia="zh-CN"/>
+        </w:rPr>
+        <w:t>3.</w:t>
+      </w:r>
+      <w:r>
+        <w:rPr>
+          <w:rFonts w:hint="eastAsia" w:ascii="宋体" w:hAnsi="宋体" w:eastAsia="宋体" w:cs="宋体"/>
+          <w:b/>
+          <w:bCs/>
+          <w:sz w:val="24"/>
+          <w:szCs w:val="24"/>
+          <w:lang w:val="en-US" w:eastAsia="zh-CN"/>
+        </w:rPr>
+        <w:t>表格汇总</w:t>
+      </w:r>
+      <w:r>
+        <w:rPr>
+          <w:rFonts w:hint="eastAsia" w:ascii="宋体" w:hAnsi="宋体" w:eastAsia="宋体" w:cs="宋体"/>
+          <w:sz w:val="24"/>
+          <w:szCs w:val="24"/>
+          <w:lang w:val="en-US" w:eastAsia="zh-CN"/>
+        </w:rPr>
+        <w:t>。agent对sheet《预测及排期明细表》进行汇总，生成《预测及排期汇总表》。</w:t>
+      </w:r>
+    </w:p>
+    <w:p>
+      <w:pPr>
+        <w:rPr>
+          <w:rFonts w:hint="eastAsia" w:ascii="宋体" w:hAnsi="宋体" w:eastAsia="宋体" w:cs="宋体"/>
+          <w:sz w:val="24"/>
+          <w:szCs w:val="24"/>
+          <w:lang w:val="en-US" w:eastAsia="zh-CN"/>
+        </w:rPr>
+      </w:pPr>
+    </w:p>
+    <w:p>
+      <w:pPr>
+        <w:rPr>
+          <w:rFonts w:hint="default" w:ascii="宋体" w:hAnsi="宋体" w:eastAsia="宋体" w:cs="宋体"/>
+          <w:sz w:val="24"/>
+          <w:szCs w:val="24"/>
+          <w:lang w:val="en-US" w:eastAsia="zh-CN"/>
+        </w:rPr>
+      </w:pPr>
+      <w:r>
+        <w:rPr>
+          <w:rFonts w:hint="eastAsia" w:ascii="宋体" w:hAnsi="宋体" w:eastAsia="宋体" w:cs="宋体"/>
+          <w:sz w:val="24"/>
+          <w:szCs w:val="24"/>
+          <w:lang w:val="en-US" w:eastAsia="zh-CN"/>
+        </w:rPr>
+        <w:t>4.</w:t>
+      </w:r>
+      <w:r>
+        <w:rPr>
+          <w:rFonts w:hint="eastAsia" w:ascii="宋体" w:hAnsi="宋体" w:eastAsia="宋体" w:cs="宋体"/>
+          <w:b/>
+          <w:bCs/>
+          <w:sz w:val="24"/>
+          <w:szCs w:val="24"/>
+          <w:lang w:val="en-US" w:eastAsia="zh-CN"/>
+        </w:rPr>
+        <w:t>数据保存</w:t>
+      </w:r>
+      <w:r>
+        <w:rPr>
+          <w:rFonts w:hint="eastAsia" w:ascii="宋体" w:hAnsi="宋体" w:eastAsia="宋体" w:cs="宋体"/>
+          <w:sz w:val="24"/>
+          <w:szCs w:val="24"/>
+          <w:lang w:val="en-US" w:eastAsia="zh-CN"/>
+        </w:rPr>
+        <w:t>。预测及排期汇总表内容保存到数据库。</w:t>
+      </w:r>
+    </w:p>
+    <w:p>
+      <w:pPr>
+        <w:rPr>
+          <w:rFonts w:hint="eastAsia" w:ascii="宋体" w:hAnsi="宋体" w:eastAsia="宋体" w:cs="宋体"/>
+          <w:sz w:val="24"/>
+          <w:szCs w:val="24"/>
+          <w:lang w:val="en-US" w:eastAsia="zh-CN"/>
+        </w:rPr>
+      </w:pPr>
+    </w:p>
+    <w:p>
+      <w:pPr>
+        <w:rPr>
+          <w:rFonts w:hint="eastAsia" w:ascii="宋体" w:hAnsi="宋体" w:eastAsia="宋体" w:cs="宋体"/>
+          <w:sz w:val="24"/>
+          <w:szCs w:val="24"/>
+          <w:lang w:val="en-US" w:eastAsia="zh-CN"/>
+        </w:rPr>
+      </w:pPr>
+      <w:r>
+        <w:rPr>
+          <w:rFonts w:hint="eastAsia" w:ascii="宋体" w:hAnsi="宋体" w:eastAsia="宋体" w:cs="宋体"/>
+          <w:sz w:val="24"/>
+          <w:szCs w:val="24"/>
+          <w:lang w:val="en-US" w:eastAsia="zh-CN"/>
+        </w:rPr>
+        <w:t>5.</w:t>
+      </w:r>
+      <w:r>
+        <w:rPr>
+          <w:rFonts w:hint="eastAsia" w:ascii="宋体" w:hAnsi="宋体" w:eastAsia="宋体" w:cs="宋体"/>
+          <w:b/>
+          <w:bCs/>
+          <w:sz w:val="24"/>
+          <w:szCs w:val="24"/>
+          <w:lang w:val="en-US" w:eastAsia="zh-CN"/>
+        </w:rPr>
+        <w:t>对话框对话</w:t>
+      </w:r>
+      <w:r>
+        <w:rPr>
+          <w:rFonts w:hint="eastAsia" w:ascii="宋体" w:hAnsi="宋体" w:eastAsia="宋体" w:cs="宋体"/>
+          <w:sz w:val="24"/>
+          <w:szCs w:val="24"/>
+          <w:lang w:val="en-US" w:eastAsia="zh-CN"/>
+        </w:rPr>
+        <w:t>。用户可以通过对话框向agent提问，agent分享问题并且给出答复，如果找不到问题答案，提示：超出范围。</w:t>
+      </w:r>
+    </w:p>
+    <w:p>
+      <w:pPr>
+        <w:rPr>
+          <w:rFonts w:hint="default" w:ascii="宋体" w:hAnsi="宋体" w:eastAsia="宋体" w:cs="宋体"/>
+          <w:sz w:val="24"/>
+          <w:szCs w:val="24"/>
+          <w:lang w:val="en-US" w:eastAsia="zh-CN"/>
+        </w:rPr>
+      </w:pPr>
+    </w:p>
+    <w:p>
+      <w:pPr>
+        <w:rPr>
+          <w:rFonts w:hint="default" w:ascii="宋体" w:hAnsi="宋体" w:eastAsia="宋体" w:cs="宋体"/>
+          <w:sz w:val="24"/>
+          <w:szCs w:val="24"/>
+          <w:lang w:val="en-US" w:eastAsia="zh-CN"/>
+        </w:rPr>
+      </w:pPr>
+      <w:r>
+        <w:rPr>
+          <w:rFonts w:hint="eastAsia" w:ascii="宋体" w:hAnsi="宋体" w:eastAsia="宋体" w:cs="宋体"/>
+          <w:sz w:val="24"/>
+          <w:szCs w:val="24"/>
+          <w:lang w:val="en-US" w:eastAsia="zh-CN"/>
+        </w:rPr>
+        <w:t>6.</w:t>
+      </w:r>
+      <w:r>
+        <w:rPr>
+          <w:rFonts w:hint="eastAsia" w:ascii="宋体" w:hAnsi="宋体" w:eastAsia="宋体" w:cs="宋体"/>
+          <w:b/>
+          <w:bCs/>
+          <w:sz w:val="24"/>
+          <w:szCs w:val="24"/>
+          <w:lang w:val="en-US" w:eastAsia="zh-CN"/>
+        </w:rPr>
+        <w:t>退出登录</w:t>
+      </w:r>
+      <w:r>
+        <w:rPr>
+          <w:rFonts w:hint="eastAsia" w:ascii="宋体" w:hAnsi="宋体" w:eastAsia="宋体" w:cs="宋体"/>
+          <w:sz w:val="24"/>
+          <w:szCs w:val="24"/>
+          <w:lang w:val="en-US" w:eastAsia="zh-CN"/>
+        </w:rPr>
+        <w:t>。用户退出登录，跳转到登录页。</w:t>
+      </w:r>
+    </w:p>
+    <w:p>
+      <w:pPr>
+        <w:rPr>
+          <w:rFonts w:hint="default" w:ascii="宋体" w:hAnsi="宋体" w:eastAsia="宋体" w:cs="宋体"/>
+          <w:sz w:val="24"/>
+          <w:szCs w:val="24"/>
+          <w:lang w:val="en-US" w:eastAsia="zh-CN"/>
+        </w:rPr>
+      </w:pPr>
+    </w:p>
+    <w:p>
+      <w:pPr>
+        <w:rPr>
+          <w:rFonts w:hint="eastAsia" w:ascii="宋体" w:hAnsi="宋体" w:eastAsia="宋体" w:cs="宋体"/>
+          <w:b/>
+          <w:bCs/>
+          <w:sz w:val="24"/>
+          <w:szCs w:val="24"/>
+          <w:lang w:val="en-US" w:eastAsia="zh-CN"/>
+        </w:rPr>
+      </w:pPr>
+      <w:r>
+        <w:rPr>
+          <w:rFonts w:hint="eastAsia" w:ascii="宋体" w:hAnsi="宋体" w:eastAsia="宋体" w:cs="宋体"/>
+          <w:b/>
+          <w:bCs/>
+          <w:sz w:val="24"/>
+          <w:szCs w:val="24"/>
+          <w:lang w:val="en-US" w:eastAsia="zh-CN"/>
+        </w:rPr>
+        <w:t>三、表格各项字段和</w:t>
       </w:r>
       <w:bookmarkStart w:id="0" w:name="_GoBack"/>
       <w:bookmarkEnd w:id="0"/>
+      <w:r>
+        <w:rPr>
+          <w:rFonts w:hint="eastAsia" w:ascii="宋体" w:hAnsi="宋体" w:eastAsia="宋体" w:cs="宋体"/>
+          <w:b/>
+          <w:bCs/>
+          <w:sz w:val="24"/>
+          <w:szCs w:val="24"/>
+          <w:lang w:val="en-US" w:eastAsia="zh-CN"/>
+        </w:rPr>
+        <w:t>计算公式</w:t>
+      </w:r>
+    </w:p>
+    <w:p>
+      <w:pPr>
+        <w:rPr>
+          <w:rFonts w:hint="default" w:ascii="宋体" w:hAnsi="宋体" w:eastAsia="宋体" w:cs="宋体"/>
+          <w:sz w:val="24"/>
+          <w:szCs w:val="24"/>
+          <w:lang w:val="en-US" w:eastAsia="zh-CN"/>
+        </w:rPr>
+      </w:pPr>
+    </w:p>
+    <w:p>
+      <w:pPr>
+        <w:rPr>
+          <w:rFonts w:hint="default" w:ascii="宋体" w:hAnsi="宋体" w:eastAsia="宋体" w:cs="宋体"/>
+          <w:sz w:val="24"/>
+          <w:szCs w:val="24"/>
+          <w:lang w:val="en-US" w:eastAsia="zh-CN"/>
+        </w:rPr>
+      </w:pPr>
+      <w:r>
+        <w:rPr>
+          <w:rFonts w:hint="eastAsia" w:ascii="宋体" w:hAnsi="宋体" w:eastAsia="宋体" w:cs="宋体"/>
+          <w:sz w:val="24"/>
+          <w:szCs w:val="24"/>
+          <w:lang w:val="en-US" w:eastAsia="zh-CN"/>
+        </w:rPr>
+        <w:t>总供应：目前可以供应的货数量</w:t>
+      </w:r>
+    </w:p>
+    <w:p>
+      <w:pPr>
+        <w:rPr>
+          <w:rFonts w:hint="eastAsia" w:ascii="宋体" w:hAnsi="宋体" w:eastAsia="宋体" w:cs="宋体"/>
+          <w:sz w:val="24"/>
+          <w:szCs w:val="24"/>
+          <w:lang w:val="en-US" w:eastAsia="zh-CN"/>
+        </w:rPr>
+      </w:pPr>
+      <w:r>
+        <w:rPr>
+          <w:rFonts w:hint="eastAsia" w:ascii="宋体" w:hAnsi="宋体" w:eastAsia="宋体" w:cs="宋体"/>
+          <w:sz w:val="24"/>
+          <w:szCs w:val="24"/>
+          <w:lang w:val="en-US" w:eastAsia="zh-CN"/>
+        </w:rPr>
+        <w:t>SAR：估计可以销售的数量</w:t>
+      </w:r>
+    </w:p>
+    <w:p>
+      <w:pPr>
+        <w:rPr>
+          <w:rFonts w:hint="default" w:ascii="宋体" w:hAnsi="宋体" w:eastAsia="宋体" w:cs="宋体"/>
+          <w:sz w:val="24"/>
+          <w:szCs w:val="24"/>
+          <w:lang w:val="en-US" w:eastAsia="zh-CN"/>
+        </w:rPr>
+      </w:pPr>
+      <w:r>
+        <w:rPr>
+          <w:rFonts w:hint="eastAsia" w:ascii="宋体" w:hAnsi="宋体" w:eastAsia="宋体" w:cs="宋体"/>
+          <w:sz w:val="24"/>
+          <w:szCs w:val="24"/>
+          <w:lang w:val="en-US" w:eastAsia="zh-CN"/>
+        </w:rPr>
+        <w:t>可满足：能满足的数量</w:t>
+      </w:r>
+    </w:p>
+    <w:p>
+      <w:pPr>
+        <w:rPr>
+          <w:rFonts w:hint="eastAsia" w:ascii="宋体" w:hAnsi="宋体" w:eastAsia="宋体" w:cs="宋体"/>
+          <w:sz w:val="24"/>
+          <w:szCs w:val="24"/>
+          <w:lang w:val="en-US" w:eastAsia="zh-CN"/>
+        </w:rPr>
+      </w:pPr>
+      <w:r>
+        <w:rPr>
+          <w:rFonts w:hint="eastAsia" w:ascii="宋体" w:hAnsi="宋体" w:eastAsia="宋体" w:cs="宋体"/>
+          <w:sz w:val="24"/>
+          <w:szCs w:val="24"/>
+          <w:lang w:val="en-US" w:eastAsia="zh-CN"/>
+        </w:rPr>
+        <w:t>未满足：不满足的数量</w:t>
+      </w:r>
+    </w:p>
+    <w:p>
+      <w:pPr>
+        <w:rPr>
+          <w:rFonts w:hint="default" w:ascii="宋体" w:hAnsi="宋体" w:eastAsia="宋体" w:cs="宋体"/>
+          <w:sz w:val="24"/>
+          <w:szCs w:val="24"/>
+          <w:lang w:val="en-US" w:eastAsia="zh-CN"/>
+        </w:rPr>
+      </w:pPr>
+    </w:p>
+    <w:p>
+      <w:pPr>
+        <w:rPr>
+          <w:rFonts w:hint="eastAsia" w:ascii="宋体" w:hAnsi="宋体" w:eastAsia="宋体" w:cs="宋体"/>
+          <w:sz w:val="24"/>
+          <w:szCs w:val="24"/>
+          <w:lang w:val="en-US" w:eastAsia="zh-CN"/>
+        </w:rPr>
+      </w:pPr>
+      <w:r>
+        <w:rPr>
+          <w:rFonts w:hint="eastAsia" w:ascii="宋体" w:hAnsi="宋体" w:eastAsia="宋体" w:cs="宋体"/>
+          <w:sz w:val="24"/>
+          <w:szCs w:val="24"/>
+          <w:lang w:val="en-US" w:eastAsia="zh-CN"/>
+        </w:rPr>
+        <w:t>5月总供应=4月30日库存+5月排产</w:t>
+      </w:r>
+      <w:r>
+        <w:rPr>
+          <w:rFonts w:hint="eastAsia" w:ascii="宋体" w:hAnsi="宋体" w:eastAsia="宋体" w:cs="宋体"/>
+          <w:sz w:val="24"/>
+          <w:szCs w:val="24"/>
+          <w:lang w:val="en-US" w:eastAsia="zh-CN"/>
+        </w:rPr>
+        <w:br w:type="textWrapping"/>
+      </w:r>
+      <w:r>
+        <w:rPr>
+          <w:rFonts w:hint="eastAsia" w:ascii="宋体" w:hAnsi="宋体" w:eastAsia="宋体" w:cs="宋体"/>
+          <w:sz w:val="24"/>
+          <w:szCs w:val="24"/>
+          <w:lang w:val="en-US" w:eastAsia="zh-CN"/>
+        </w:rPr>
+        <w:t>5月合计SAR=省大区SAR+网络经销商SAR+电商直营SAR+KA部SAR+拓展部SAR</w:t>
+      </w:r>
+      <w:r>
+        <w:rPr>
+          <w:rFonts w:hint="eastAsia" w:ascii="宋体" w:hAnsi="宋体" w:eastAsia="宋体" w:cs="宋体"/>
+          <w:sz w:val="24"/>
+          <w:szCs w:val="24"/>
+          <w:lang w:val="en-US" w:eastAsia="zh-CN"/>
+        </w:rPr>
+        <w:br w:type="textWrapping"/>
+      </w:r>
+      <w:r>
+        <w:rPr>
+          <w:rFonts w:hint="eastAsia" w:ascii="宋体" w:hAnsi="宋体" w:eastAsia="宋体" w:cs="宋体"/>
+          <w:sz w:val="24"/>
+          <w:szCs w:val="24"/>
+          <w:lang w:val="en-US" w:eastAsia="zh-CN"/>
+        </w:rPr>
+        <w:t>5月SAR差异=5月总供应-5月合计SAR</w:t>
+      </w:r>
+      <w:r>
+        <w:rPr>
+          <w:rFonts w:hint="eastAsia" w:ascii="宋体" w:hAnsi="宋体" w:eastAsia="宋体" w:cs="宋体"/>
+          <w:sz w:val="24"/>
+          <w:szCs w:val="24"/>
+          <w:lang w:val="en-US" w:eastAsia="zh-CN"/>
+        </w:rPr>
+        <w:br w:type="textWrapping"/>
+      </w:r>
+      <w:r>
+        <w:rPr>
+          <w:rFonts w:hint="eastAsia" w:ascii="宋体" w:hAnsi="宋体" w:eastAsia="宋体" w:cs="宋体"/>
+          <w:sz w:val="24"/>
+          <w:szCs w:val="24"/>
+          <w:lang w:val="en-US" w:eastAsia="zh-CN"/>
+        </w:rPr>
+        <w:br w:type="textWrapping"/>
+      </w:r>
+      <w:r>
+        <w:rPr>
+          <w:rFonts w:hint="eastAsia" w:ascii="宋体" w:hAnsi="宋体" w:eastAsia="宋体" w:cs="宋体"/>
+          <w:sz w:val="24"/>
+          <w:szCs w:val="24"/>
+          <w:lang w:val="en-US" w:eastAsia="zh-CN"/>
+        </w:rPr>
+        <w:t>可满足合计：</w:t>
+      </w:r>
+      <w:r>
+        <w:rPr>
+          <w:rFonts w:hint="eastAsia" w:ascii="宋体" w:hAnsi="宋体" w:eastAsia="宋体" w:cs="宋体"/>
+          <w:sz w:val="24"/>
+          <w:szCs w:val="24"/>
+          <w:lang w:val="en-US" w:eastAsia="zh-CN"/>
+        </w:rPr>
+        <w:br w:type="textWrapping"/>
+      </w:r>
+      <w:r>
+        <w:rPr>
+          <w:rFonts w:hint="eastAsia" w:ascii="宋体" w:hAnsi="宋体" w:eastAsia="宋体" w:cs="宋体"/>
+          <w:sz w:val="24"/>
+          <w:szCs w:val="24"/>
+          <w:lang w:val="en-US" w:eastAsia="zh-CN"/>
+        </w:rPr>
+        <w:t>如果5月SAR差异&gt;0，则取可满足合计=5月SAR差异；</w:t>
+      </w:r>
+      <w:r>
+        <w:rPr>
+          <w:rFonts w:hint="eastAsia" w:ascii="宋体" w:hAnsi="宋体" w:eastAsia="宋体" w:cs="宋体"/>
+          <w:sz w:val="24"/>
+          <w:szCs w:val="24"/>
+          <w:lang w:val="en-US" w:eastAsia="zh-CN"/>
+        </w:rPr>
+        <w:br w:type="textWrapping"/>
+      </w:r>
+      <w:r>
+        <w:rPr>
+          <w:rFonts w:hint="eastAsia" w:ascii="宋体" w:hAnsi="宋体" w:eastAsia="宋体" w:cs="宋体"/>
+          <w:sz w:val="24"/>
+          <w:szCs w:val="24"/>
+          <w:lang w:val="en-US" w:eastAsia="zh-CN"/>
+        </w:rPr>
+        <w:t>如果5月SAR差异&lt;=0,则可满足合计=5月SAR合计+5月SAR差异</w:t>
+      </w:r>
+      <w:r>
+        <w:rPr>
+          <w:rFonts w:hint="eastAsia" w:ascii="宋体" w:hAnsi="宋体" w:eastAsia="宋体" w:cs="宋体"/>
+          <w:sz w:val="24"/>
+          <w:szCs w:val="24"/>
+          <w:lang w:val="en-US" w:eastAsia="zh-CN"/>
+        </w:rPr>
+        <w:br w:type="textWrapping"/>
+      </w:r>
+      <w:r>
+        <w:rPr>
+          <w:rFonts w:hint="eastAsia" w:ascii="宋体" w:hAnsi="宋体" w:eastAsia="宋体" w:cs="宋体"/>
+          <w:sz w:val="24"/>
+          <w:szCs w:val="24"/>
+          <w:lang w:val="en-US" w:eastAsia="zh-CN"/>
+        </w:rPr>
+        <w:br w:type="textWrapping"/>
+      </w:r>
+      <w:r>
+        <w:rPr>
+          <w:rFonts w:hint="eastAsia" w:ascii="宋体" w:hAnsi="宋体" w:eastAsia="宋体" w:cs="宋体"/>
+          <w:sz w:val="24"/>
+          <w:szCs w:val="24"/>
+          <w:lang w:val="en-US" w:eastAsia="zh-CN"/>
+        </w:rPr>
+        <w:t>可满足合计=省大区（可满足）+网络经销商（可满足）+电商直营（可满足）+KA部（可满足）+拓展部（可满足）</w:t>
+      </w:r>
+      <w:r>
+        <w:rPr>
+          <w:rFonts w:hint="eastAsia" w:ascii="宋体" w:hAnsi="宋体" w:eastAsia="宋体" w:cs="宋体"/>
+          <w:sz w:val="24"/>
+          <w:szCs w:val="24"/>
+          <w:lang w:val="en-US" w:eastAsia="zh-CN"/>
+        </w:rPr>
+        <w:br w:type="textWrapping"/>
+      </w:r>
+      <w:r>
+        <w:rPr>
+          <w:rFonts w:hint="eastAsia" w:ascii="宋体" w:hAnsi="宋体" w:eastAsia="宋体" w:cs="宋体"/>
+          <w:sz w:val="24"/>
+          <w:szCs w:val="24"/>
+          <w:lang w:val="en-US" w:eastAsia="zh-CN"/>
+        </w:rPr>
+        <w:t>未满足合计=省大区（未满足）+网络经销商（未满足）+电商直营（未满足）+KA部（未满足）+拓展部（未满足）</w:t>
+      </w:r>
+    </w:p>
+    <w:p>
+      <w:pPr>
+        <w:rPr>
+          <w:rFonts w:hint="default" w:ascii="宋体" w:hAnsi="宋体" w:eastAsia="宋体" w:cs="宋体"/>
+          <w:sz w:val="24"/>
+          <w:szCs w:val="24"/>
+          <w:lang w:val="en-US" w:eastAsia="zh-CN"/>
+        </w:rPr>
+      </w:pPr>
+    </w:p>
+    <w:p>
+      <w:pPr>
+        <w:rPr>
+          <w:rFonts w:hint="default" w:ascii="宋体" w:hAnsi="宋体" w:eastAsia="宋体" w:cs="宋体"/>
+          <w:sz w:val="24"/>
+          <w:szCs w:val="24"/>
+          <w:lang w:val="en-US" w:eastAsia="zh-CN"/>
+        </w:rPr>
+      </w:pPr>
+      <w:r>
+        <w:rPr>
+          <w:rFonts w:hint="eastAsia" w:ascii="宋体" w:hAnsi="宋体" w:eastAsia="宋体" w:cs="宋体"/>
+          <w:sz w:val="24"/>
+          <w:szCs w:val="24"/>
+          <w:lang w:val="en-US" w:eastAsia="zh-CN"/>
+        </w:rPr>
+        <w:t>举例：</w:t>
+      </w:r>
+      <w:r>
+        <w:rPr>
+          <w:rFonts w:hint="eastAsia" w:ascii="宋体" w:hAnsi="宋体" w:eastAsia="宋体" w:cs="宋体"/>
+          <w:sz w:val="24"/>
+          <w:szCs w:val="24"/>
+          <w:lang w:val="en-US" w:eastAsia="zh-CN"/>
+        </w:rPr>
+        <w:br w:type="textWrapping"/>
+      </w:r>
+      <w:r>
+        <w:rPr>
+          <w:rFonts w:hint="eastAsia" w:ascii="宋体" w:hAnsi="宋体" w:eastAsia="宋体" w:cs="宋体"/>
+          <w:sz w:val="24"/>
+          <w:szCs w:val="24"/>
+          <w:lang w:val="en-US" w:eastAsia="zh-CN"/>
+        </w:rPr>
+        <w:t>有50112个货（总供应），我估计能卖50112个货（总SAR），则可满足50112个，未满足0个。</w:t>
+      </w:r>
+      <w:r>
+        <w:rPr>
+          <w:rFonts w:hint="eastAsia" w:ascii="宋体" w:hAnsi="宋体" w:eastAsia="宋体" w:cs="宋体"/>
+          <w:sz w:val="24"/>
+          <w:szCs w:val="24"/>
+          <w:lang w:val="en-US" w:eastAsia="zh-CN"/>
+        </w:rPr>
+        <w:br w:type="textWrapping"/>
+      </w:r>
+      <w:r>
+        <w:rPr>
+          <w:rFonts w:hint="eastAsia" w:ascii="宋体" w:hAnsi="宋体" w:eastAsia="宋体" w:cs="宋体"/>
+          <w:sz w:val="24"/>
+          <w:szCs w:val="24"/>
+          <w:lang w:val="en-US" w:eastAsia="zh-CN"/>
+        </w:rPr>
+        <w:br w:type="textWrapping"/>
+      </w:r>
+      <w:r>
+        <w:rPr>
+          <w:rFonts w:hint="eastAsia" w:ascii="宋体" w:hAnsi="宋体" w:eastAsia="宋体" w:cs="宋体"/>
+          <w:sz w:val="24"/>
+          <w:szCs w:val="24"/>
+          <w:lang w:val="en-US" w:eastAsia="zh-CN"/>
+        </w:rPr>
+        <w:t>有6039个货，我估计能卖36936个，可满足6039个货，不满足30033（缺货，需要生产）</w:t>
+      </w:r>
+      <w:r>
+        <w:rPr>
+          <w:rFonts w:hint="eastAsia" w:ascii="宋体" w:hAnsi="宋体" w:eastAsia="宋体" w:cs="宋体"/>
+          <w:sz w:val="24"/>
+          <w:szCs w:val="24"/>
+          <w:lang w:val="en-US" w:eastAsia="zh-CN"/>
+        </w:rPr>
+        <w:br w:type="textWrapping"/>
+      </w:r>
+      <w:r>
+        <w:rPr>
+          <w:rFonts w:hint="eastAsia" w:ascii="宋体" w:hAnsi="宋体" w:eastAsia="宋体" w:cs="宋体"/>
+          <w:sz w:val="24"/>
+          <w:szCs w:val="24"/>
+          <w:lang w:val="en-US" w:eastAsia="zh-CN"/>
+        </w:rPr>
+        <w:br w:type="textWrapping"/>
+      </w:r>
+      <w:r>
+        <w:rPr>
+          <w:rFonts w:hint="eastAsia" w:ascii="宋体" w:hAnsi="宋体" w:eastAsia="宋体" w:cs="宋体"/>
+          <w:sz w:val="24"/>
+          <w:szCs w:val="24"/>
+          <w:lang w:val="en-US" w:eastAsia="zh-CN"/>
+        </w:rPr>
+        <w:t>有36000个货，我估计能卖35000个，可满足35000个，不满足1000个（压货，需要去库存）</w:t>
+      </w:r>
     </w:p>
     <w:sectPr>
       <w:pgSz w:w="11906" w:h="16838"/>
@@ -121,29 +826,6 @@
     </w:sectPr>
   </w:body>
 </w:document>
-</file>
-
-<file path=word/numbering.xml><?xml version="1.0" encoding="utf-8"?>
-<w:numbering xmlns:wpc="http://schemas.microsoft.com/office/word/2010/wordprocessingCanvas" xmlns:mc="http://schemas.openxmlformats.org/markup-compatibility/2006" xmlns:o="urn:schemas-microsoft-com:office:office" xmlns:r="http://schemas.openxmlformats.org/officeDocument/2006/relationships" xmlns:m="http://schemas.openxmlformats.org/officeDocument/2006/math" xmlns:v="urn:schemas-microsoft-com:vml" xmlns:wp14="http://schemas.microsoft.com/office/word/2010/wordprocessingDrawing" xmlns:wp="http://schemas.openxmlformats.org/drawingml/2006/wordprocessingDrawing" xmlns:w10="urn:schemas-microsoft-com:office:word" xmlns:w="http://schemas.openxmlformats.org/wordprocessingml/2006/main" xmlns:w14="http://schemas.microsoft.com/office/word/2010/wordml" xmlns:wpg="http://schemas.microsoft.com/office/word/2010/wordprocessingGroup" xmlns:wpi="http://schemas.microsoft.com/office/word/2010/wordprocessingInk" xmlns:wne="http://schemas.microsoft.com/office/word/2006/wordml" xmlns:wps="http://schemas.microsoft.com/office/word/2010/wordprocessingShape" xmlns:wpsCustomData="http://www.wps.cn/officeDocument/2013/wpsCustomData" mc:Ignorable="w14 wp14">
-  <w:abstractNum w:abstractNumId="0">
-    <w:nsid w:val="39CF94B9"/>
-    <w:multiLevelType w:val="singleLevel"/>
-    <w:tmpl w:val="39CF94B9"/>
-    <w:lvl w:ilvl="0" w:tentative="0">
-      <w:start w:val="1"/>
-      <w:numFmt w:val="chineseCounting"/>
-      <w:suff w:val="nothing"/>
-      <w:lvlText w:val="%1、"/>
-      <w:lvlJc w:val="left"/>
-      <w:rPr>
-        <w:rFonts w:hint="eastAsia"/>
-      </w:rPr>
-    </w:lvl>
-  </w:abstractNum>
-  <w:num w:numId="1">
-    <w:abstractNumId w:val="0"/>
-  </w:num>
-</w:numbering>
 </file>
 
 <file path=word/styles.xml><?xml version="1.0" encoding="utf-8"?>
@@ -222,7 +904,7 @@
     <w:lsdException w:qFormat="1" w:unhideWhenUsed="0" w:uiPriority="0" w:semiHidden="0" w:name="Title"/>
     <w:lsdException w:unhideWhenUsed="0" w:uiPriority="0" w:semiHidden="0" w:name="Closing"/>
     <w:lsdException w:unhideWhenUsed="0" w:uiPriority="0" w:semiHidden="0" w:name="Signature"/>
-    <w:lsdException w:unhideWhenUsed="0" w:uiPriority="0" w:name="Default Paragraph Font"/>
+    <w:lsdException w:qFormat="1" w:unhideWhenUsed="0" w:uiPriority="0" w:name="Default Paragraph Font"/>
     <w:lsdException w:unhideWhenUsed="0" w:uiPriority="0" w:semiHidden="0" w:name="Body Text"/>
     <w:lsdException w:unhideWhenUsed="0" w:uiPriority="0" w:semiHidden="0" w:name="Body Text Indent"/>
     <w:lsdException w:unhideWhenUsed="0" w:uiPriority="0" w:semiHidden="0" w:name="List Continue"/>
@@ -425,6 +1107,7 @@
   <w:style w:type="character" w:default="1" w:styleId="3">
     <w:name w:val="Default Paragraph Font"/>
     <w:semiHidden/>
+    <w:qFormat/>
     <w:uiPriority w:val="0"/>
   </w:style>
   <w:style w:type="table" w:default="1" w:styleId="2">
